--- a/EJERCICIOS DE LOS ALUMNOS/JUAN ANTONIO/JAVA/primeros_programas_java.docx
+++ b/EJERCICIOS DE LOS ALUMNOS/JUAN ANTONIO/JAVA/primeros_programas_java.docx
@@ -155,6 +155,141 @@
                     <a:xfrm>
                       <a:off x="0" y="0"/>
                       <a:ext cx="6645910" cy="4591685"/>
+                    </a:xfrm>
+                    <a:prstGeom prst="rect">
+                      <a:avLst/>
+                    </a:prstGeom>
+                  </pic:spPr>
+                </pic:pic>
+              </a:graphicData>
+            </a:graphic>
+          </wp:inline>
+        </w:drawing>
+      </w:r>
+    </w:p>
+    <w:p/>
+    <w:p/>
+    <w:p/>
+    <w:p/>
+    <w:p/>
+    <w:p/>
+    <w:p/>
+    <w:p/>
+    <w:p/>
+    <w:p/>
+    <w:p/>
+    <w:p/>
+    <w:p/>
+    <w:p/>
+    <w:p/>
+    <w:p/>
+    <w:p>
+      <w:r>
+        <w:lastRenderedPageBreak/>
+        <w:drawing>
+          <wp:inline distT="0" distB="0" distL="0" distR="0" wp14:anchorId="7AFA51C2" wp14:editId="4D8E71AF">
+            <wp:extent cx="6645910" cy="5925185"/>
+            <wp:effectExtent l="0" t="0" r="2540" b="0"/>
+            <wp:docPr id="502301883" name="Imagen 1"/>
+            <wp:cNvGraphicFramePr>
+              <a:graphicFrameLocks xmlns:a="http://schemas.openxmlformats.org/drawingml/2006/main" noChangeAspect="1"/>
+            </wp:cNvGraphicFramePr>
+            <a:graphic xmlns:a="http://schemas.openxmlformats.org/drawingml/2006/main">
+              <a:graphicData uri="http://schemas.openxmlformats.org/drawingml/2006/picture">
+                <pic:pic xmlns:pic="http://schemas.openxmlformats.org/drawingml/2006/picture">
+                  <pic:nvPicPr>
+                    <pic:cNvPr id="502301883" name=""/>
+                    <pic:cNvPicPr/>
+                  </pic:nvPicPr>
+                  <pic:blipFill>
+                    <a:blip r:embed="rId8"/>
+                    <a:stretch>
+                      <a:fillRect/>
+                    </a:stretch>
+                  </pic:blipFill>
+                  <pic:spPr>
+                    <a:xfrm>
+                      <a:off x="0" y="0"/>
+                      <a:ext cx="6645910" cy="5925185"/>
+                    </a:xfrm>
+                    <a:prstGeom prst="rect">
+                      <a:avLst/>
+                    </a:prstGeom>
+                  </pic:spPr>
+                </pic:pic>
+              </a:graphicData>
+            </a:graphic>
+          </wp:inline>
+        </w:drawing>
+      </w:r>
+    </w:p>
+    <w:p>
+      <w:r>
+        <w:drawing>
+          <wp:inline distT="0" distB="0" distL="0" distR="0" wp14:anchorId="4964690A" wp14:editId="654E012A">
+            <wp:extent cx="6645910" cy="2225040"/>
+            <wp:effectExtent l="0" t="0" r="2540" b="3810"/>
+            <wp:docPr id="1484322967" name="Imagen 1"/>
+            <wp:cNvGraphicFramePr>
+              <a:graphicFrameLocks xmlns:a="http://schemas.openxmlformats.org/drawingml/2006/main" noChangeAspect="1"/>
+            </wp:cNvGraphicFramePr>
+            <a:graphic xmlns:a="http://schemas.openxmlformats.org/drawingml/2006/main">
+              <a:graphicData uri="http://schemas.openxmlformats.org/drawingml/2006/picture">
+                <pic:pic xmlns:pic="http://schemas.openxmlformats.org/drawingml/2006/picture">
+                  <pic:nvPicPr>
+                    <pic:cNvPr id="1484322967" name=""/>
+                    <pic:cNvPicPr/>
+                  </pic:nvPicPr>
+                  <pic:blipFill>
+                    <a:blip r:embed="rId9"/>
+                    <a:stretch>
+                      <a:fillRect/>
+                    </a:stretch>
+                  </pic:blipFill>
+                  <pic:spPr>
+                    <a:xfrm>
+                      <a:off x="0" y="0"/>
+                      <a:ext cx="6645910" cy="2225040"/>
+                    </a:xfrm>
+                    <a:prstGeom prst="rect">
+                      <a:avLst/>
+                    </a:prstGeom>
+                  </pic:spPr>
+                </pic:pic>
+              </a:graphicData>
+            </a:graphic>
+          </wp:inline>
+        </w:drawing>
+      </w:r>
+    </w:p>
+    <w:p>
+      <w:r>
+        <w:lastRenderedPageBreak/>
+        <w:drawing>
+          <wp:inline distT="0" distB="0" distL="0" distR="0" wp14:anchorId="086B41D2" wp14:editId="15C8C3AC">
+            <wp:extent cx="5611008" cy="4648849"/>
+            <wp:effectExtent l="0" t="0" r="8890" b="0"/>
+            <wp:docPr id="438205949" name="Imagen 1"/>
+            <wp:cNvGraphicFramePr>
+              <a:graphicFrameLocks xmlns:a="http://schemas.openxmlformats.org/drawingml/2006/main" noChangeAspect="1"/>
+            </wp:cNvGraphicFramePr>
+            <a:graphic xmlns:a="http://schemas.openxmlformats.org/drawingml/2006/main">
+              <a:graphicData uri="http://schemas.openxmlformats.org/drawingml/2006/picture">
+                <pic:pic xmlns:pic="http://schemas.openxmlformats.org/drawingml/2006/picture">
+                  <pic:nvPicPr>
+                    <pic:cNvPr id="438205949" name=""/>
+                    <pic:cNvPicPr/>
+                  </pic:nvPicPr>
+                  <pic:blipFill>
+                    <a:blip r:embed="rId10"/>
+                    <a:stretch>
+                      <a:fillRect/>
+                    </a:stretch>
+                  </pic:blipFill>
+                  <pic:spPr>
+                    <a:xfrm>
+                      <a:off x="0" y="0"/>
+                      <a:ext cx="5611008" cy="4648849"/>
                     </a:xfrm>
                     <a:prstGeom prst="rect">
                       <a:avLst/>

--- a/EJERCICIOS DE LOS ALUMNOS/JUAN ANTONIO/JAVA/primeros_programas_java.docx
+++ b/EJERCICIOS DE LOS ALUMNOS/JUAN ANTONIO/JAVA/primeros_programas_java.docx
@@ -290,6 +290,47 @@
                     <a:xfrm>
                       <a:off x="0" y="0"/>
                       <a:ext cx="5611008" cy="4648849"/>
+                    </a:xfrm>
+                    <a:prstGeom prst="rect">
+                      <a:avLst/>
+                    </a:prstGeom>
+                  </pic:spPr>
+                </pic:pic>
+              </a:graphicData>
+            </a:graphic>
+          </wp:inline>
+        </w:drawing>
+      </w:r>
+    </w:p>
+    <w:p/>
+    <w:p>
+      <w:r>
+        <w:lastRenderedPageBreak/>
+        <w:drawing>
+          <wp:inline distT="0" distB="0" distL="0" distR="0" wp14:anchorId="028065E1" wp14:editId="12D12835">
+            <wp:extent cx="5858693" cy="6982799"/>
+            <wp:effectExtent l="0" t="0" r="8890" b="8890"/>
+            <wp:docPr id="1421622714" name="Imagen 1"/>
+            <wp:cNvGraphicFramePr>
+              <a:graphicFrameLocks xmlns:a="http://schemas.openxmlformats.org/drawingml/2006/main" noChangeAspect="1"/>
+            </wp:cNvGraphicFramePr>
+            <a:graphic xmlns:a="http://schemas.openxmlformats.org/drawingml/2006/main">
+              <a:graphicData uri="http://schemas.openxmlformats.org/drawingml/2006/picture">
+                <pic:pic xmlns:pic="http://schemas.openxmlformats.org/drawingml/2006/picture">
+                  <pic:nvPicPr>
+                    <pic:cNvPr id="1421622714" name=""/>
+                    <pic:cNvPicPr/>
+                  </pic:nvPicPr>
+                  <pic:blipFill>
+                    <a:blip r:embed="rId11"/>
+                    <a:stretch>
+                      <a:fillRect/>
+                    </a:stretch>
+                  </pic:blipFill>
+                  <pic:spPr>
+                    <a:xfrm>
+                      <a:off x="0" y="0"/>
+                      <a:ext cx="5858693" cy="6982799"/>
                     </a:xfrm>
                     <a:prstGeom prst="rect">
                       <a:avLst/>

--- a/EJERCICIOS DE LOS ALUMNOS/JUAN ANTONIO/JAVA/primeros_programas_java.docx
+++ b/EJERCICIOS DE LOS ALUMNOS/JUAN ANTONIO/JAVA/primeros_programas_java.docx
@@ -307,10 +307,10 @@
       <w:r>
         <w:lastRenderedPageBreak/>
         <w:drawing>
-          <wp:inline distT="0" distB="0" distL="0" distR="0" wp14:anchorId="028065E1" wp14:editId="12D12835">
-            <wp:extent cx="5858693" cy="6982799"/>
-            <wp:effectExtent l="0" t="0" r="8890" b="8890"/>
-            <wp:docPr id="1421622714" name="Imagen 1"/>
+          <wp:inline distT="0" distB="0" distL="0" distR="0" wp14:anchorId="0262E8BF" wp14:editId="7EEC38ED">
+            <wp:extent cx="6645910" cy="6335395"/>
+            <wp:effectExtent l="0" t="0" r="2540" b="8255"/>
+            <wp:docPr id="72830929" name="Imagen 1"/>
             <wp:cNvGraphicFramePr>
               <a:graphicFrameLocks xmlns:a="http://schemas.openxmlformats.org/drawingml/2006/main" noChangeAspect="1"/>
             </wp:cNvGraphicFramePr>
@@ -318,7 +318,7 @@
               <a:graphicData uri="http://schemas.openxmlformats.org/drawingml/2006/picture">
                 <pic:pic xmlns:pic="http://schemas.openxmlformats.org/drawingml/2006/picture">
                   <pic:nvPicPr>
-                    <pic:cNvPr id="1421622714" name=""/>
+                    <pic:cNvPr id="72830929" name=""/>
                     <pic:cNvPicPr/>
                   </pic:nvPicPr>
                   <pic:blipFill>
@@ -330,7 +330,7 @@
                   <pic:spPr>
                     <a:xfrm>
                       <a:off x="0" y="0"/>
-                      <a:ext cx="5858693" cy="6982799"/>
+                      <a:ext cx="6645910" cy="6335395"/>
                     </a:xfrm>
                     <a:prstGeom prst="rect">
                       <a:avLst/>

--- a/EJERCICIOS DE LOS ALUMNOS/JUAN ANTONIO/JAVA/primeros_programas_java.docx
+++ b/EJERCICIOS DE LOS ALUMNOS/JUAN ANTONIO/JAVA/primeros_programas_java.docx
@@ -5,10 +5,10 @@
     <w:p>
       <w:r>
         <w:drawing>
-          <wp:inline distT="0" distB="0" distL="0" distR="0" wp14:anchorId="35CF2825" wp14:editId="0839543A">
-            <wp:extent cx="6645910" cy="7462520"/>
-            <wp:effectExtent l="0" t="0" r="2540" b="5080"/>
-            <wp:docPr id="1539529526" name="Imagen 1"/>
+          <wp:inline distT="0" distB="0" distL="0" distR="0" wp14:anchorId="2809B4D9" wp14:editId="6A417918">
+            <wp:extent cx="6645910" cy="5913120"/>
+            <wp:effectExtent l="0" t="0" r="2540" b="0"/>
+            <wp:docPr id="1368981225" name="Imagen 1"/>
             <wp:cNvGraphicFramePr>
               <a:graphicFrameLocks xmlns:a="http://schemas.openxmlformats.org/drawingml/2006/main" noChangeAspect="1"/>
             </wp:cNvGraphicFramePr>
@@ -16,7 +16,7 @@
               <a:graphicData uri="http://schemas.openxmlformats.org/drawingml/2006/picture">
                 <pic:pic xmlns:pic="http://schemas.openxmlformats.org/drawingml/2006/picture">
                   <pic:nvPicPr>
-                    <pic:cNvPr id="1539529526" name=""/>
+                    <pic:cNvPr id="1368981225" name=""/>
                     <pic:cNvPicPr/>
                   </pic:nvPicPr>
                   <pic:blipFill>
@@ -28,7 +28,7 @@
                   <pic:spPr>
                     <a:xfrm>
                       <a:off x="0" y="0"/>
-                      <a:ext cx="6645910" cy="7462520"/>
+                      <a:ext cx="6645910" cy="5913120"/>
                     </a:xfrm>
                     <a:prstGeom prst="rect">
                       <a:avLst/>
@@ -50,6 +50,9 @@
     <w:p/>
     <w:p>
       <w:r>
+        <w:rPr>
+          <w:noProof/>
+        </w:rPr>
         <w:lastRenderedPageBreak/>
         <w:drawing>
           <wp:inline distT="0" distB="0" distL="0" distR="0" wp14:anchorId="6CF6AB3F" wp14:editId="4E148513">
@@ -88,6 +91,9 @@
         </w:drawing>
       </w:r>
       <w:r>
+        <w:rPr>
+          <w:noProof/>
+        </w:rPr>
         <w:lastRenderedPageBreak/>
         <w:drawing>
           <wp:inline distT="0" distB="0" distL="0" distR="0" wp14:anchorId="50AB979D" wp14:editId="3E31CB74">
@@ -129,6 +135,9 @@
     <w:p/>
     <w:p>
       <w:r>
+        <w:rPr>
+          <w:noProof/>
+        </w:rPr>
         <w:lastRenderedPageBreak/>
         <w:drawing>
           <wp:inline distT="0" distB="0" distL="0" distR="0" wp14:anchorId="7DD0FB17" wp14:editId="48E32761">
@@ -185,6 +194,9 @@
     <w:p/>
     <w:p>
       <w:r>
+        <w:rPr>
+          <w:noProof/>
+        </w:rPr>
         <w:lastRenderedPageBreak/>
         <w:drawing>
           <wp:inline distT="0" distB="0" distL="0" distR="0" wp14:anchorId="7AFA51C2" wp14:editId="4D8E71AF">
@@ -225,6 +237,9 @@
     </w:p>
     <w:p>
       <w:r>
+        <w:rPr>
+          <w:noProof/>
+        </w:rPr>
         <w:drawing>
           <wp:inline distT="0" distB="0" distL="0" distR="0" wp14:anchorId="4964690A" wp14:editId="654E012A">
             <wp:extent cx="6645910" cy="2225040"/>
@@ -264,6 +279,9 @@
     </w:p>
     <w:p>
       <w:r>
+        <w:rPr>
+          <w:noProof/>
+        </w:rPr>
         <w:lastRenderedPageBreak/>
         <w:drawing>
           <wp:inline distT="0" distB="0" distL="0" distR="0" wp14:anchorId="086B41D2" wp14:editId="15C8C3AC">
@@ -305,6 +323,9 @@
     <w:p/>
     <w:p>
       <w:r>
+        <w:rPr>
+          <w:noProof/>
+        </w:rPr>
         <w:lastRenderedPageBreak/>
         <w:drawing>
           <wp:inline distT="0" distB="0" distL="0" distR="0" wp14:anchorId="0262E8BF" wp14:editId="7EEC38ED">
